--- a/legal/Политика_обработки_ПДн_Искра_черновик.docx
+++ b/legal/Политика_обработки_ПДн_Искра_черновик.docx
@@ -138,18 +138,7 @@
           <w:color w:val="000000"/>
           <w:sz w:val="22"/>
         </w:rPr>
-        <w:t>1.2. Использование Чат-бота возможно только после ознакомления Пользователя с Политикой, Пользовательским соглашением и предоставления отдельного согласия на обработку персональных данных.</w:t>
-      </w:r>
-    </w:p>
-    <w:p>
-      <w:r>
-        <w:rPr>
-          <w:rFonts w:ascii="Times New Roman" w:hAnsi="Times New Roman" w:eastAsia="Times New Roman"/>
-          <w:i w:val="0"/>
-          <w:color w:val="000000"/>
-          <w:sz w:val="22"/>
-        </w:rPr>
-        <w:t>1.3. Оператор не определяет правила обработки данных самим Сервисом MAX. Такая обработка регулируется документами Сервиса MAX.</w:t>
+        <w:t>1.2. До использования Чат-бота Пользователь знакомится с Политикой и Пользовательским соглашением и отдельно соглашается на обработку данных. Обработка данных самим мессенджером MAX регулируется его документами.</w:t>
       </w:r>
     </w:p>
     <w:p>
@@ -289,30 +278,6 @@
     </w:p>
     <w:p>
       <w:pPr>
-        <w:ind w:firstLine="0"/>
-      </w:pPr>
-      <w:r>
-        <w:rPr>
-          <w:rFonts w:ascii="Times New Roman" w:hAnsi="Times New Roman" w:eastAsia="Times New Roman"/>
-          <w:b/>
-          <w:color w:val="000000"/>
-          <w:sz w:val="22"/>
-        </w:rPr>
-        <w:t xml:space="preserve">Владелец/правообладатель Чат-бота: </w:t>
-      </w:r>
-      <w:r>
-        <w:rPr>
-          <w:rFonts w:ascii="Times New Roman" w:hAnsi="Times New Roman" w:eastAsia="Times New Roman"/>
-          <w:b/>
-          <w:color w:val="000000"/>
-          <w:sz w:val="22"/>
-          <w:shd w:fill="FFF2CC"/>
-        </w:rPr>
-        <w:t>[ЗАПОЛНИТЬ]</w:t>
-      </w:r>
-    </w:p>
-    <w:p>
-      <w:pPr>
         <w:pStyle w:val="Heading1"/>
         <w:pageBreakBefore w:val="0"/>
       </w:pPr>
@@ -334,7 +299,7 @@
           <w:color w:val="000000"/>
           <w:sz w:val="22"/>
         </w:rPr>
-        <w:t>3.1. Оператор обрабатывает данные Пользователей, направляющих обращения через Чат-бот, а также данные иных лиц, которые могут быть указаны Пользователем в тексте или материалах обращения.</w:t>
+        <w:t>3.1. Обрабатываются данные Пользователей и сведения об иных лицах, указанные ими в обращениях.</w:t>
       </w:r>
     </w:p>
     <w:p>
@@ -359,7 +324,7 @@
           <w:color w:val="000000"/>
           <w:sz w:val="22"/>
         </w:rPr>
-        <w:t>приём, регистрация, маршрутизация и рассмотрение обращений;</w:t>
+        <w:t>приём, рассмотрение и направление обращений компетентным лицам и органам;</w:t>
       </w:r>
     </w:p>
     <w:p>
@@ -373,7 +338,7 @@
           <w:color w:val="000000"/>
           <w:sz w:val="22"/>
         </w:rPr>
-        <w:t>обратная связь, уведомления о ходе обработки и направление ответа;</w:t>
+        <w:t>связь с Пользователем и направление ответа;</w:t>
       </w:r>
     </w:p>
     <w:p>
@@ -387,35 +352,7 @@
           <w:color w:val="000000"/>
           <w:sz w:val="22"/>
         </w:rPr>
-        <w:t>передача материалов компетентным уполномоченным сотрудникам и органам;</w:t>
-      </w:r>
-    </w:p>
-    <w:p>
-      <w:pPr>
-        <w:pStyle w:val="ListBullet"/>
-        <w:ind w:hanging="312"/>
-      </w:pPr>
-      <w:r>
-        <w:rPr>
-          <w:rFonts w:ascii="Times New Roman" w:hAnsi="Times New Roman" w:eastAsia="Times New Roman"/>
-          <w:color w:val="000000"/>
-          <w:sz w:val="22"/>
-        </w:rPr>
-        <w:t>контроль сроков, качества и истории рассмотрения обращений;</w:t>
-      </w:r>
-    </w:p>
-    <w:p>
-      <w:pPr>
-        <w:pStyle w:val="ListBullet"/>
-        <w:ind w:hanging="312"/>
-      </w:pPr>
-      <w:r>
-        <w:rPr>
-          <w:rFonts w:ascii="Times New Roman" w:hAnsi="Times New Roman" w:eastAsia="Times New Roman"/>
-          <w:color w:val="000000"/>
-          <w:sz w:val="22"/>
-        </w:rPr>
-        <w:t>защита системы, предотвращение злоупотреблений и устранение ошибок доставки;</w:t>
+        <w:t>обеспечение работы и безопасности Чат-бота;</w:t>
       </w:r>
     </w:p>
     <w:p>
@@ -435,7 +372,7 @@
     <w:p>
       <w:pPr>
         <w:pStyle w:val="Heading1"/>
-        <w:pageBreakBefore/>
+        <w:pageBreakBefore w:val="0"/>
       </w:pPr>
       <w:r>
         <w:rPr>
@@ -483,7 +420,7 @@
           <w:color w:val="000000"/>
           <w:sz w:val="22"/>
         </w:rPr>
-        <w:t>MAX ID, отображаемое имя, короткое имя профиля, идентификаторы чатов и сообщений;</w:t>
+        <w:t>сведения об обращении: округ возникновения проблемы, текст и предоставленные при необходимости фотографии, геолокацию или точный адрес;</w:t>
       </w:r>
     </w:p>
     <w:p>
@@ -497,7 +434,7 @@
           <w:color w:val="000000"/>
           <w:sz w:val="22"/>
         </w:rPr>
-        <w:t>муниципальный округ возникновения проблемы;</w:t>
+        <w:t>технические сведения, автоматически передаваемые мессенджером MAX и необходимые для работы Чат-бота;</w:t>
       </w:r>
     </w:p>
     <w:p>
@@ -511,49 +448,7 @@
           <w:color w:val="000000"/>
           <w:sz w:val="22"/>
         </w:rPr>
-        <w:t>текст обращения;</w:t>
-      </w:r>
-    </w:p>
-    <w:p>
-      <w:pPr>
-        <w:pStyle w:val="ListBullet"/>
-        <w:ind w:hanging="312"/>
-      </w:pPr>
-      <w:r>
-        <w:rPr>
-          <w:rFonts w:ascii="Times New Roman" w:hAnsi="Times New Roman" w:eastAsia="Times New Roman"/>
-          <w:color w:val="000000"/>
-          <w:sz w:val="22"/>
-        </w:rPr>
-        <w:t>предоставленные при наличии и необходимости фотографии, геолокацию и точный адрес проблемы;</w:t>
-      </w:r>
-    </w:p>
-    <w:p>
-      <w:pPr>
-        <w:pStyle w:val="ListBullet"/>
-        <w:ind w:hanging="312"/>
-      </w:pPr>
-      <w:r>
-        <w:rPr>
-          <w:rFonts w:ascii="Times New Roman" w:hAnsi="Times New Roman" w:eastAsia="Times New Roman"/>
-          <w:color w:val="000000"/>
-          <w:sz w:val="22"/>
-        </w:rPr>
-        <w:t>статусы, историю обработки, ответы и сведения о доставке сообщений;</w:t>
-      </w:r>
-    </w:p>
-    <w:p>
-      <w:pPr>
-        <w:pStyle w:val="ListBullet"/>
-        <w:ind w:hanging="312"/>
-      </w:pPr>
-      <w:r>
-        <w:rPr>
-          <w:rFonts w:ascii="Times New Roman" w:hAnsi="Times New Roman" w:eastAsia="Times New Roman"/>
-          <w:color w:val="000000"/>
-          <w:sz w:val="22"/>
-        </w:rPr>
-        <w:t>технические данные, необходимые для безопасности и устойчивой работы Чат-бота.</w:t>
+        <w:t>сведения о ходе и результате рассмотрения обращения.</w:t>
       </w:r>
     </w:p>
     <w:p>
@@ -564,7 +459,7 @@
           <w:color w:val="000000"/>
           <w:sz w:val="22"/>
         </w:rPr>
-        <w:t>Чат-бот не запрашивает округ проживания, иные файлы, паспортные данные или сведения о возрасте. Пользователь не должен сообщать избыточные данные, не относящиеся к обращению.</w:t>
+        <w:t>Чат-бот не запрашивает округ проживания. Пользователь не должен сообщать избыточные данные, не относящиеся к обращению.</w:t>
       </w:r>
     </w:p>
     <w:p>
@@ -590,7 +485,7 @@
           <w:color w:val="000000"/>
           <w:sz w:val="22"/>
         </w:rPr>
-        <w:t>Правовыми основаниями обработки являются отдельное согласие Пользователя, заключение и исполнение Пользовательского соглашения, а также иные основания, предусмотренные законодательством Российской Федерации, если они применимы к конкретному обращению.</w:t>
+        <w:t>Основаниями обработки являются согласие Пользователя, Пользовательское соглашение и применимые требования законодательства Российской Федерации.</w:t>
       </w:r>
     </w:p>
     <w:p>
@@ -627,7 +522,7 @@
           <w:color w:val="000000"/>
           <w:sz w:val="22"/>
         </w:rPr>
-        <w:t>6.2. Доступ предоставляется только в объёме, необходимом для выполнения служебных обязанностей и рассмотрения обращения.</w:t>
+        <w:t>6.2. Доступ предоставляется только в необходимом объёме уполномоченным сотрудникам, компетентным государственным органам и органам местного самоуправления.</w:t>
       </w:r>
     </w:p>
     <w:p>
@@ -638,53 +533,7 @@
           <w:color w:val="000000"/>
           <w:sz w:val="22"/>
         </w:rPr>
-        <w:t>6.3. Данные могут передаваться уполномоченным сотрудникам, государственным органам и органам местного самоуправления, компетентным рассматривать обращение.</w:t>
-      </w:r>
-    </w:p>
-    <w:p>
-      <w:r>
-        <w:rPr>
-          <w:rFonts w:ascii="Times New Roman" w:hAnsi="Times New Roman" w:eastAsia="Times New Roman"/>
-          <w:i w:val="0"/>
-          <w:color w:val="000000"/>
-          <w:sz w:val="22"/>
-        </w:rPr>
-        <w:t>6.4. Для технической работы используются Сервис MAX и серверная инфраструктура Timeweb. Точное юридическое лицо, оказывающее услуги Timeweb, указывается по договору с Оператором.</w:t>
-      </w:r>
-    </w:p>
-    <w:p>
-      <w:pPr>
-        <w:ind w:firstLine="0"/>
-      </w:pPr>
-      <w:r>
-        <w:rPr>
-          <w:rFonts w:ascii="Times New Roman" w:hAnsi="Times New Roman" w:eastAsia="Times New Roman"/>
-          <w:b/>
-          <w:color w:val="000000"/>
-          <w:sz w:val="22"/>
-        </w:rPr>
-        <w:t xml:space="preserve">Юридическое лицо Timeweb: </w:t>
-      </w:r>
-      <w:r>
-        <w:rPr>
-          <w:rFonts w:ascii="Times New Roman" w:hAnsi="Times New Roman" w:eastAsia="Times New Roman"/>
-          <w:b/>
-          <w:color w:val="000000"/>
-          <w:sz w:val="22"/>
-          <w:shd w:fill="FFF2CC"/>
-        </w:rPr>
-        <w:t>[ЗАПОЛНИТЬ ПО ДОГОВОРУ]</w:t>
-      </w:r>
-    </w:p>
-    <w:p>
-      <w:r>
-        <w:rPr>
-          <w:rFonts w:ascii="Times New Roman" w:hAnsi="Times New Roman" w:eastAsia="Times New Roman"/>
-          <w:i w:val="0"/>
-          <w:color w:val="000000"/>
-          <w:sz w:val="22"/>
-        </w:rPr>
-        <w:t>6.5. Оператор не распространяет персональные данные неограниченному кругу лиц и не использует фотографии для биометрической идентификации.</w:t>
+        <w:t>6.3. Для передачи сообщений и размещения системы могут привлекаться технические подрядчики на законном основании. Данные не распространяются неограниченному кругу лиц, а фотографии не используются для биометрической идентификации.</w:t>
       </w:r>
     </w:p>
     <w:p>
@@ -710,7 +559,7 @@
           <w:color w:val="000000"/>
           <w:sz w:val="22"/>
         </w:rPr>
-        <w:t>7.1. Первичная запись и хранение персональных данных в информационных системах под контролем Оператора осуществляются на серверной инфраструктуре Timeweb на территории Российской Федерации.</w:t>
+        <w:t>7.1. Первичная запись и хранение персональных данных осуществляются с использованием серверной инфраструктуры, расположенной на территории Российской Федерации.</w:t>
       </w:r>
     </w:p>
     <w:p>
@@ -732,7 +581,7 @@
           <w:color w:val="000000"/>
           <w:sz w:val="22"/>
         </w:rPr>
-        <w:t>7.3. По окончании срока данные удаляются или уничтожаются, включая копии, находящиеся под контролем Оператора, если их дальнейшее хранение не имеет самостоятельного законного основания.</w:t>
+        <w:t>7.3. По окончании срока данные и подконтрольные Оператору копии удаляются или уничтожаются, если для хранения нет иного законного основания.</w:t>
       </w:r>
     </w:p>
     <w:p>
@@ -747,7 +596,7 @@
           <w:sz w:val="22"/>
           <w:shd w:fill="FFF2CC"/>
         </w:rPr>
-        <w:t>[ТЕХНИЧЕСКОЕ УСЛОВИЕ: до публикации обеспечить фактическое удаление из базы, журналов и резервных копий либо заменить срок на соответствующий реальной политике хранения.]</w:t>
+        <w:t>[ДО ПУБЛИКАЦИИ: обеспечить удаление из базы, журналов и резервных копий либо указать реальный срок хранения.]</w:t>
       </w:r>
     </w:p>
     <w:p>
@@ -773,7 +622,7 @@
           <w:color w:val="000000"/>
           <w:sz w:val="22"/>
         </w:rPr>
-        <w:t>Оператор применяет необходимые правовые, организационные и технические меры, включая разграничение доступа сотрудников, защищённое соединение, контроль административных действий, резервное копирование, регистрацию ошибок доставки и ограничение доступа к базе данных.</w:t>
+        <w:t>Оператор применяет необходимые правовые, организационные и технические меры защиты персональных данных в соответствии с законодательством Российской Федерации и с учётом актуальных угроз безопасности.</w:t>
       </w:r>
     </w:p>
     <w:p>
@@ -873,7 +722,7 @@
           <w:color w:val="000000"/>
           <w:sz w:val="22"/>
         </w:rPr>
-        <w:t>Чат-бот не запрашивает возраст Пользователя. Если для предоставления данных или направления обращения в конкретной ситуации требуется участие законного представителя, соответствующие действия должны совершаться с его участием в порядке, предусмотренном законодательством.</w:t>
+        <w:t>Чат-бот не запрашивает возраст. Когда по закону требуется участие законного представителя, данные предоставляются с его участием.</w:t>
       </w:r>
     </w:p>
     <w:p>
@@ -899,7 +748,7 @@
           <w:color w:val="000000"/>
           <w:sz w:val="22"/>
         </w:rPr>
-        <w:t>Оператор вправе обновлять Политику при изменении законодательства или работы Чат-бота. Актуальная редакция должна быть доступна Пользователю в Чат-боте с указанием даты вступления в силу.</w:t>
+        <w:t>Оператор может обновлять Политику. Актуальная редакция и дата её вступления в силу размещаются в Чат-боте.</w:t>
       </w:r>
     </w:p>
     <w:p>

--- a/legal/Политика_обработки_ПДн_Искра_черновик.docx
+++ b/legal/Политика_обработки_ПДн_Искра_черновик.docx
@@ -381,7 +381,7 @@
           <w:color w:val="000000"/>
           <w:sz w:val="27"/>
         </w:rPr>
-        <w:t>4. Состав обрабатываемых данных</w:t>
+        <w:t>4. Состав обрабатываемых данных и материалов</w:t>
       </w:r>
     </w:p>
     <w:p>
@@ -392,7 +392,7 @@
           <w:color w:val="000000"/>
           <w:sz w:val="22"/>
         </w:rPr>
-        <w:t>Оператор может обрабатывать:</w:t>
+        <w:t>4.1. К персональным данным Пользователя относятся:</w:t>
       </w:r>
     </w:p>
     <w:p>
@@ -407,20 +407,6 @@
           <w:sz w:val="22"/>
         </w:rPr>
         <w:t>ФИО Пользователя и контактный номер телефона;</w:t>
-      </w:r>
-    </w:p>
-    <w:p>
-      <w:pPr>
-        <w:pStyle w:val="ListBullet"/>
-        <w:ind w:hanging="312"/>
-      </w:pPr>
-      <w:r>
-        <w:rPr>
-          <w:rFonts w:ascii="Times New Roman" w:hAnsi="Times New Roman" w:eastAsia="Times New Roman"/>
-          <w:color w:val="000000"/>
-          <w:sz w:val="22"/>
-        </w:rPr>
-        <w:t>сведения об обращении: округ возникновения проблемы, текст и предоставленные при необходимости фотографии, геолокацию или точный адрес;</w:t>
       </w:r>
     </w:p>
     <w:p>
@@ -459,7 +445,29 @@
           <w:color w:val="000000"/>
           <w:sz w:val="22"/>
         </w:rPr>
-        <w:t>Чат-бот не запрашивает округ проживания. Пользователь не должен сообщать избыточные данные, не относящиеся к обращению.</w:t>
+        <w:t>4.2. Материалами обращения являются округ возникновения проблемы, текст и предоставленные при необходимости фотографии, геолокация или точный адрес.</w:t>
+      </w:r>
+    </w:p>
+    <w:p>
+      <w:r>
+        <w:rPr>
+          <w:rFonts w:ascii="Times New Roman" w:hAnsi="Times New Roman" w:eastAsia="Times New Roman"/>
+          <w:i w:val="0"/>
+          <w:color w:val="000000"/>
+          <w:sz w:val="22"/>
+        </w:rPr>
+        <w:t>Эти материалы сами по себе не относятся к персональным данным Пользователя. Если они содержат сведения о конкретном или определяемом человеке, такие сведения обрабатываются как персональные данные.</w:t>
+      </w:r>
+    </w:p>
+    <w:p>
+      <w:r>
+        <w:rPr>
+          <w:rFonts w:ascii="Times New Roman" w:hAnsi="Times New Roman" w:eastAsia="Times New Roman"/>
+          <w:i w:val="0"/>
+          <w:color w:val="000000"/>
+          <w:sz w:val="22"/>
+        </w:rPr>
+        <w:t>Чат-бот не запрашивает округ проживания. Пользователь не должен сообщать избыточные сведения, не относящиеся к обращению.</w:t>
       </w:r>
     </w:p>
     <w:p>

--- a/legal/Политика_обработки_ПДн_Искра_черновик.docx
+++ b/legal/Политика_обработки_ПДн_Искра_черновик.docx
@@ -578,7 +578,7 @@
           <w:color w:val="000000"/>
           <w:sz w:val="22"/>
         </w:rPr>
-        <w:t>7.2. Данные хранятся в течение рассмотрения обращения и одного месяца после его завершения, если законодательством не предусмотрен иной срок.</w:t>
+        <w:t>7.2. Персональные данные и материалы обращения хранятся в течение рассмотрения обращения и 90 (девяноста) календарных дней после его завершения, если законодательством не предусмотрен иной срок.</w:t>
       </w:r>
     </w:p>
     <w:p>
@@ -604,7 +604,7 @@
           <w:sz w:val="22"/>
           <w:shd w:fill="FFF2CC"/>
         </w:rPr>
-        <w:t>[ДО ПУБЛИКАЦИИ: обеспечить удаление из базы, журналов и резервных копий либо указать реальный срок хранения.]</w:t>
+        <w:t>[ДО ПУБЛИКАЦИИ: проверить на рабочем сервере автоматическое удаление данных и материалов обращения через 90 дней, а также регламент удаления их резервных копий.]</w:t>
       </w:r>
     </w:p>
     <w:p>

--- a/legal/Политика_обработки_ПДн_Искра_черновик.docx
+++ b/legal/Политика_обработки_ПДн_Искра_черновик.docx
@@ -132,13 +132,7 @@
     </w:p>
     <w:p>
       <w:r>
-        <w:rPr>
-          <w:rFonts w:ascii="Times New Roman" w:hAnsi="Times New Roman" w:eastAsia="Times New Roman"/>
-          <w:i w:val="0"/>
-          <w:color w:val="000000"/>
-          <w:sz w:val="22"/>
-        </w:rPr>
-        <w:t>1.2. До использования Чат-бота Пользователь знакомится с Политикой и Пользовательским соглашением и отдельно соглашается на обработку данных. Обработка данных самим мессенджером MAX регулируется его документами.</w:t>
+        <w:t>1.2. Перед первым созданием обращения Пользователь знакомится с Политикой, Пользовательским соглашением и Согласием на обработку персональных данных. Соглашение и Согласие подтверждаются разными кнопками. Обработка данных самим мессенджером MAX регулируется его документами.</w:t>
       </w:r>
     </w:p>
     <w:p>
@@ -597,14 +591,7 @@
         <w:ind w:firstLine="0"/>
       </w:pPr>
       <w:r>
-        <w:rPr>
-          <w:rFonts w:ascii="Times New Roman" w:hAnsi="Times New Roman" w:eastAsia="Times New Roman"/>
-          <w:b/>
-          <w:color w:val="000000"/>
-          <w:sz w:val="22"/>
-          <w:shd w:fill="FFF2CC"/>
-        </w:rPr>
-        <w:t>[ДО ПУБЛИКАЦИИ: проверить на рабочем сервере автоматическое удаление данных и материалов обращения через 90 дней, а также регламент удаления их резервных копий.]</w:t>
+        <w:t>Резервные копии с данными и материалами обращений хранятся не более 90 календарных дней, если иной срок не требуется законодательством Российской Федерации.</w:t>
       </w:r>
     </w:p>
     <w:p>
@@ -737,6 +724,7 @@
       <w:pPr>
         <w:pStyle w:val="Heading1"/>
         <w:pageBreakBefore w:val="0"/>
+        <w:spacing w:before="80" w:after="40"/>
       </w:pPr>
       <w:r>
         <w:rPr>
@@ -749,6 +737,9 @@
       </w:r>
     </w:p>
     <w:p>
+      <w:pPr>
+        <w:spacing w:after="0"/>
+      </w:pPr>
       <w:r>
         <w:rPr>
           <w:rFonts w:ascii="Times New Roman" w:hAnsi="Times New Roman" w:eastAsia="Times New Roman"/>
@@ -770,7 +761,7 @@
           <w:color w:val="000000"/>
           <w:sz w:val="22"/>
         </w:rPr>
-        <w:t xml:space="preserve">Дата вступления в силу: </w:t>
+        <w:t xml:space="preserve">Редакция документа: 1.0. Дата вступления в силу: </w:t>
       </w:r>
       <w:r>
         <w:rPr>
